--- a/Deliverable_1_Daisy_Group.docx
+++ b/Deliverable_1_Daisy_Group.docx
@@ -3621,7 +3621,7 @@
             <mc:AlternateContent>
               <mc:Choice Requires="wps">
                 <w:drawing>
-                  <wp:anchor distT="0" distB="0" distL="114300" distR="114300" simplePos="0" relativeHeight="251660288" behindDoc="0" locked="0" layoutInCell="1" allowOverlap="1" wp14:anchorId="3B26BEBF" wp14:editId="4381F5BE">
+                  <wp:anchor distT="0" distB="0" distL="114300" distR="114300" simplePos="0" relativeHeight="251660288" behindDoc="0" locked="0" layoutInCell="1" allowOverlap="1" wp14:anchorId="3B26BEBF" wp14:editId="04384C5A">
                     <wp:simplePos x="0" y="0"/>
                     <mc:AlternateContent>
                       <mc:Choice Requires="wp14">
@@ -3647,8 +3647,8 @@
                         </wp:positionV>
                       </mc:Fallback>
                     </mc:AlternateContent>
-                    <wp:extent cx="4214192" cy="2886323"/>
-                    <wp:effectExtent l="0" t="0" r="15240" b="9525"/>
+                    <wp:extent cx="4214192" cy="3665551"/>
+                    <wp:effectExtent l="0" t="0" r="15240" b="11430"/>
                     <wp:wrapNone/>
                     <wp:docPr id="36" name="Text Box 36"/>
                     <wp:cNvGraphicFramePr/>
@@ -3659,7 +3659,7 @@
                           <wps:spPr>
                             <a:xfrm>
                               <a:off x="0" y="0"/>
-                              <a:ext cx="4214192" cy="2886323"/>
+                              <a:ext cx="4214192" cy="3665551"/>
                             </a:xfrm>
                             <a:prstGeom prst="rect">
                               <a:avLst/>
@@ -3906,8 +3906,99 @@
                                     <w:sz w:val="36"/>
                                     <w:szCs w:val="36"/>
                                   </w:rPr>
-                                  <w:t xml:space="preserve"> Fatuma Marsa</w:t>
+                                  <w:t xml:space="preserve"> Fatuma Mars</w:t>
                                 </w:r>
+                                <w:r>
+                                  <w:rPr>
+                                    <w:rFonts w:ascii="Times New Roman" w:hAnsi="Times New Roman" w:cs="Times New Roman"/>
+                                    <w:color w:val="404040" w:themeColor="text1" w:themeTint="BF"/>
+                                    <w:sz w:val="36"/>
+                                    <w:szCs w:val="36"/>
+                                  </w:rPr>
+                                  <w:t>a</w:t>
+                                </w:r>
+                              </w:p>
+                              <w:p>
+                                <w:pPr>
+                                  <w:spacing w:before="120" w:line="360" w:lineRule="auto"/>
+                                  <w:rPr>
+                                    <w:rFonts w:ascii="Times New Roman" w:hAnsi="Times New Roman" w:cs="Times New Roman"/>
+                                    <w:color w:val="404040" w:themeColor="text1" w:themeTint="BF"/>
+                                    <w:sz w:val="36"/>
+                                    <w:szCs w:val="36"/>
+                                  </w:rPr>
+                                </w:pPr>
+                                <w:r>
+                                  <w:rPr>
+                                    <w:rFonts w:ascii="Times New Roman" w:hAnsi="Times New Roman" w:cs="Times New Roman"/>
+                                    <w:color w:val="404040" w:themeColor="text1" w:themeTint="BF"/>
+                                    <w:sz w:val="36"/>
+                                    <w:szCs w:val="36"/>
+                                  </w:rPr>
+                                  <w:t xml:space="preserve">146510 </w:t>
+                                </w:r>
+                                <w:r>
+                                  <w:rPr>
+                                    <w:rFonts w:ascii="Times New Roman" w:hAnsi="Times New Roman" w:cs="Times New Roman"/>
+                                    <w:color w:val="404040" w:themeColor="text1" w:themeTint="BF"/>
+                                    <w:sz w:val="36"/>
+                                    <w:szCs w:val="36"/>
+                                  </w:rPr>
+                                  <w:t>–</w:t>
+                                </w:r>
+                                <w:r>
+                                  <w:rPr>
+                                    <w:rFonts w:ascii="Times New Roman" w:hAnsi="Times New Roman" w:cs="Times New Roman"/>
+                                    <w:color w:val="404040" w:themeColor="text1" w:themeTint="BF"/>
+                                    <w:sz w:val="36"/>
+                                    <w:szCs w:val="36"/>
+                                  </w:rPr>
+                                  <w:t xml:space="preserve"> Nicole Njeri</w:t>
+                                </w:r>
+                              </w:p>
+                              <w:p>
+                                <w:pPr>
+                                  <w:spacing w:before="120" w:line="360" w:lineRule="auto"/>
+                                  <w:rPr>
+                                    <w:rFonts w:ascii="Times New Roman" w:hAnsi="Times New Roman" w:cs="Times New Roman"/>
+                                    <w:color w:val="404040" w:themeColor="text1" w:themeTint="BF"/>
+                                    <w:sz w:val="36"/>
+                                    <w:szCs w:val="36"/>
+                                  </w:rPr>
+                                </w:pPr>
+                              </w:p>
+                              <w:p>
+                                <w:pPr>
+                                  <w:spacing w:before="120" w:line="360" w:lineRule="auto"/>
+                                  <w:rPr>
+                                    <w:rFonts w:ascii="Times New Roman" w:hAnsi="Times New Roman" w:cs="Times New Roman"/>
+                                    <w:color w:val="404040" w:themeColor="text1" w:themeTint="BF"/>
+                                    <w:sz w:val="36"/>
+                                    <w:szCs w:val="36"/>
+                                  </w:rPr>
+                                </w:pPr>
+                              </w:p>
+                              <w:p>
+                                <w:pPr>
+                                  <w:spacing w:before="120" w:line="360" w:lineRule="auto"/>
+                                  <w:rPr>
+                                    <w:rFonts w:ascii="Times New Roman" w:hAnsi="Times New Roman" w:cs="Times New Roman"/>
+                                    <w:color w:val="404040" w:themeColor="text1" w:themeTint="BF"/>
+                                    <w:sz w:val="36"/>
+                                    <w:szCs w:val="36"/>
+                                  </w:rPr>
+                                </w:pPr>
+                              </w:p>
+                              <w:p>
+                                <w:pPr>
+                                  <w:spacing w:before="120" w:line="360" w:lineRule="auto"/>
+                                  <w:rPr>
+                                    <w:rFonts w:ascii="Times New Roman" w:hAnsi="Times New Roman" w:cs="Times New Roman"/>
+                                    <w:color w:val="404040" w:themeColor="text1" w:themeTint="BF"/>
+                                    <w:sz w:val="36"/>
+                                    <w:szCs w:val="36"/>
+                                  </w:rPr>
+                                </w:pPr>
                               </w:p>
                               <w:p>
                                 <w:pPr>
@@ -3983,7 +4074,7 @@
                     <v:stroke joinstyle="miter"/>
                     <v:path gradientshapeok="t" o:connecttype="rect"/>
                   </v:shapetype>
-                  <v:shape id="Text Box 36" o:spid="_x0000_s1055" type="#_x0000_t202" style="position:absolute;margin-left:0;margin-top:0;width:331.85pt;height:227.25pt;z-index:251660288;visibility:visible;mso-wrap-style:square;mso-width-percent:0;mso-height-percent:0;mso-left-percent:420;mso-top-percent:175;mso-wrap-distance-left:9pt;mso-wrap-distance-top:0;mso-wrap-distance-right:9pt;mso-wrap-distance-bottom:0;mso-position-horizontal-relative:page;mso-position-vertical-relative:page;mso-width-percent:0;mso-height-percent:0;mso-left-percent:420;mso-top-percent:175;mso-width-relative:page;mso-height-relative:margin;v-text-anchor:top" o:gfxdata="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" filled="f" stroked="f" strokeweight=".5pt">
+                  <v:shape id="Text Box 36" o:spid="_x0000_s1055" type="#_x0000_t202" style="position:absolute;margin-left:0;margin-top:0;width:331.85pt;height:288.65pt;z-index:251660288;visibility:visible;mso-wrap-style:square;mso-width-percent:0;mso-height-percent:0;mso-left-percent:420;mso-top-percent:175;mso-wrap-distance-left:9pt;mso-wrap-distance-top:0;mso-wrap-distance-right:9pt;mso-wrap-distance-bottom:0;mso-position-horizontal-relative:page;mso-position-vertical-relative:page;mso-width-percent:0;mso-height-percent:0;mso-left-percent:420;mso-top-percent:175;mso-width-relative:page;mso-height-relative:margin;v-text-anchor:top" o:gfxdata="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" filled="f" stroked="f" strokeweight=".5pt">
                     <v:textbox inset="0,0,0,0">
                       <w:txbxContent>
                         <w:p>
@@ -4206,8 +4297,99 @@
                               <w:sz w:val="36"/>
                               <w:szCs w:val="36"/>
                             </w:rPr>
-                            <w:t xml:space="preserve"> Fatuma Marsa</w:t>
+                            <w:t xml:space="preserve"> Fatuma Mars</w:t>
                           </w:r>
+                          <w:r>
+                            <w:rPr>
+                              <w:rFonts w:ascii="Times New Roman" w:hAnsi="Times New Roman" w:cs="Times New Roman"/>
+                              <w:color w:val="404040" w:themeColor="text1" w:themeTint="BF"/>
+                              <w:sz w:val="36"/>
+                              <w:szCs w:val="36"/>
+                            </w:rPr>
+                            <w:t>a</w:t>
+                          </w:r>
+                        </w:p>
+                        <w:p>
+                          <w:pPr>
+                            <w:spacing w:before="120" w:line="360" w:lineRule="auto"/>
+                            <w:rPr>
+                              <w:rFonts w:ascii="Times New Roman" w:hAnsi="Times New Roman" w:cs="Times New Roman"/>
+                              <w:color w:val="404040" w:themeColor="text1" w:themeTint="BF"/>
+                              <w:sz w:val="36"/>
+                              <w:szCs w:val="36"/>
+                            </w:rPr>
+                          </w:pPr>
+                          <w:r>
+                            <w:rPr>
+                              <w:rFonts w:ascii="Times New Roman" w:hAnsi="Times New Roman" w:cs="Times New Roman"/>
+                              <w:color w:val="404040" w:themeColor="text1" w:themeTint="BF"/>
+                              <w:sz w:val="36"/>
+                              <w:szCs w:val="36"/>
+                            </w:rPr>
+                            <w:t xml:space="preserve">146510 </w:t>
+                          </w:r>
+                          <w:r>
+                            <w:rPr>
+                              <w:rFonts w:ascii="Times New Roman" w:hAnsi="Times New Roman" w:cs="Times New Roman"/>
+                              <w:color w:val="404040" w:themeColor="text1" w:themeTint="BF"/>
+                              <w:sz w:val="36"/>
+                              <w:szCs w:val="36"/>
+                            </w:rPr>
+                            <w:t>–</w:t>
+                          </w:r>
+                          <w:r>
+                            <w:rPr>
+                              <w:rFonts w:ascii="Times New Roman" w:hAnsi="Times New Roman" w:cs="Times New Roman"/>
+                              <w:color w:val="404040" w:themeColor="text1" w:themeTint="BF"/>
+                              <w:sz w:val="36"/>
+                              <w:szCs w:val="36"/>
+                            </w:rPr>
+                            <w:t xml:space="preserve"> Nicole Njeri</w:t>
+                          </w:r>
+                        </w:p>
+                        <w:p>
+                          <w:pPr>
+                            <w:spacing w:before="120" w:line="360" w:lineRule="auto"/>
+                            <w:rPr>
+                              <w:rFonts w:ascii="Times New Roman" w:hAnsi="Times New Roman" w:cs="Times New Roman"/>
+                              <w:color w:val="404040" w:themeColor="text1" w:themeTint="BF"/>
+                              <w:sz w:val="36"/>
+                              <w:szCs w:val="36"/>
+                            </w:rPr>
+                          </w:pPr>
+                        </w:p>
+                        <w:p>
+                          <w:pPr>
+                            <w:spacing w:before="120" w:line="360" w:lineRule="auto"/>
+                            <w:rPr>
+                              <w:rFonts w:ascii="Times New Roman" w:hAnsi="Times New Roman" w:cs="Times New Roman"/>
+                              <w:color w:val="404040" w:themeColor="text1" w:themeTint="BF"/>
+                              <w:sz w:val="36"/>
+                              <w:szCs w:val="36"/>
+                            </w:rPr>
+                          </w:pPr>
+                        </w:p>
+                        <w:p>
+                          <w:pPr>
+                            <w:spacing w:before="120" w:line="360" w:lineRule="auto"/>
+                            <w:rPr>
+                              <w:rFonts w:ascii="Times New Roman" w:hAnsi="Times New Roman" w:cs="Times New Roman"/>
+                              <w:color w:val="404040" w:themeColor="text1" w:themeTint="BF"/>
+                              <w:sz w:val="36"/>
+                              <w:szCs w:val="36"/>
+                            </w:rPr>
+                          </w:pPr>
+                        </w:p>
+                        <w:p>
+                          <w:pPr>
+                            <w:spacing w:before="120" w:line="360" w:lineRule="auto"/>
+                            <w:rPr>
+                              <w:rFonts w:ascii="Times New Roman" w:hAnsi="Times New Roman" w:cs="Times New Roman"/>
+                              <w:color w:val="404040" w:themeColor="text1" w:themeTint="BF"/>
+                              <w:sz w:val="36"/>
+                              <w:szCs w:val="36"/>
+                            </w:rPr>
+                          </w:pPr>
                         </w:p>
                         <w:p>
                           <w:pPr>
@@ -5788,7 +5970,7 @@
                 <w:sz w:val="24"/>
                 <w:szCs w:val="24"/>
               </w:rPr>
-              <w:t>10</w:t>
+              <w:t>9</w:t>
             </w:r>
             <w:r>
               <w:rPr>
@@ -5984,7 +6166,7 @@
                 <w:sz w:val="24"/>
                 <w:szCs w:val="24"/>
               </w:rPr>
-              <w:t>11</w:t>
+              <w:t>10</w:t>
             </w:r>
             <w:r>
               <w:rPr>
